--- a/patent-package/final/utility-with-priority/editable/inventor-declaration.docx
+++ b/patent-package/final/utility-with-priority/editable/inventor-declaration.docx
@@ -867,7 +867,7 @@
           <w:sz w:val="24"/>
           <w:szCs w:val="24"/>
         </w:rPr>
-        <w:t xml:space="preserve">Before signing, Ravi Kiran Raju Yerra reviews and understands the contents of the application as it will be filed: specification.md (the specification, paragraphs [0001] to [0112]), claims.md (claims 1 to 29; the appendices are not filed), abstract.md and drawings/drawings.pdf (FIG. 1 to FIG. 13). The inventor also acknowledges the duty to disclose to the USPTO all information known to be material to patentability as defined in 37 CFR 1.56; the references known at filing are listed in ids-and-references.md.</w:t>
+        <w:t xml:space="preserve">Before signing, Ravi Kiran Raju Yerra reviews and understands the contents of the application as it will be filed: specification.md (the specification, paragraphs [0001] to [0112]), claims.md (claims 1 to 20; the appendices are not filed), abstract.md and drawings/drawings.pdf (FIG. 1 to FIG. 13). The inventor also acknowledges the duty to disclose to the USPTO all information known to be material to patentability as defined in 37 CFR 1.56; the references known at filing are listed in ids-and-references.md.</w:t>
       </w:r>
     </w:p>
     <w:p>
@@ -907,7 +907,7 @@
           <w:sz w:val="24"/>
           <w:szCs w:val="24"/>
         </w:rPr>
-        <w:t xml:space="preserve">Ravi Kiran Raju Yerra is the sole inventor. He alone conceived the subject matter of every claim, including the claims that recite embodiments described in the specification as "in some embodiments" or "in one embodiment" (among them claim 25 and the end-state verification limb of claims 22, 28 and 29; Appendix B of claims.md lists which legs are shipped and which are described only).</w:t>
+        <w:t xml:space="preserve">Ravi Kiran Raju Yerra is the sole inventor. He alone conceived the subject matter of every claim, including the claims that recite embodiments described in the specification as "in some embodiments" or "in one embodiment" (among them the completion-time ledger write and the end-state verification limb of claim 19, and the lock-release limb of claim 15; Appendix B of claims.md lists which legs are shipped and which are described only).</w:t>
       </w:r>
     </w:p>
     <w:p>
